--- a/dosyalar/calisma-kagitlari/6-sinif/arapca-6-sinif-calisma-kagitlari.docx
+++ b/dosyalar/calisma-kagitlari/6-sinif/arapca-6-sinif-calisma-kagitlari.docx
@@ -514,7 +514,7 @@
                 <w:szCs w:val="28"/>
                 <w:rtl/>
               </w:rPr>
-              <w:t xml:space="preserve">اَلصَّفُّ</w:t>
+              <w:t xml:space="preserve">اَلصَّفُّ</w:t>
             </w:r>
           </w:p>
         </w:tc>
@@ -684,7 +684,7 @@
                 <w:szCs w:val="28"/>
                 <w:rtl/>
               </w:rPr>
-              <w:t xml:space="preserve">اَلْمَكْتَبَةُ</w:t>
+              <w:t xml:space="preserve">اَلمَكْتَبَةُ</w:t>
             </w:r>
           </w:p>
         </w:tc>
@@ -854,7 +854,7 @@
                 <w:szCs w:val="28"/>
                 <w:rtl/>
               </w:rPr>
-              <w:t xml:space="preserve">اَلْفِنَاءُ</w:t>
+              <w:t xml:space="preserve">اَلفِنَاءُ</w:t>
             </w:r>
           </w:p>
         </w:tc>
@@ -1024,7 +1024,7 @@
                 <w:szCs w:val="28"/>
                 <w:rtl/>
               </w:rPr>
-              <w:t xml:space="preserve">اَلْمُخْتَبَرُ</w:t>
+              <w:t xml:space="preserve">اَلمُخْتَبَرُ</w:t>
             </w:r>
           </w:p>
         </w:tc>
@@ -1194,7 +1194,7 @@
                 <w:szCs w:val="28"/>
                 <w:rtl/>
               </w:rPr>
-              <w:t xml:space="preserve">اَلْمَقْصِفُ</w:t>
+              <w:t xml:space="preserve">اَلمَقْصِفُ</w:t>
             </w:r>
           </w:p>
         </w:tc>
@@ -1364,7 +1364,7 @@
                 <w:szCs w:val="28"/>
                 <w:rtl/>
               </w:rPr>
-              <w:t xml:space="preserve">غُرْفَةُ الْمُدِيرِ</w:t>
+              <w:t xml:space="preserve">غُرْفَةُ المُدِيرِ</w:t>
             </w:r>
           </w:p>
         </w:tc>
@@ -1904,7 +1904,7 @@
                 <w:szCs w:val="30"/>
                 <w:rtl/>
               </w:rPr>
-              <w:t xml:space="preserve">سَبُّورَةٌ ذَكِيَّةٌ</w:t>
+              <w:t xml:space="preserve">سَبُّورَةٌ ذَكِيَّةٌ</w:t>
             </w:r>
           </w:p>
         </w:tc>
@@ -2384,7 +2384,7 @@
                 <w:szCs w:val="30"/>
                 <w:rtl/>
               </w:rPr>
-              <w:t xml:space="preserve">صَفٌّ</w:t>
+              <w:t xml:space="preserve">صَفٌّ</w:t>
             </w:r>
           </w:p>
         </w:tc>
@@ -2654,7 +2654,7 @@
                 <w:szCs w:val="28"/>
                 <w:rtl/>
               </w:rPr>
-              <w:t xml:space="preserve">اَلسَّاعَةُ ……………………… السَّبُّورَةِ.</w:t>
+              <w:t xml:space="preserve">اَلسَّاعَةُ ……………………… السَّبُّورَةِ.</w:t>
             </w:r>
           </w:p>
         </w:tc>
@@ -2726,7 +2726,7 @@
                 <w:szCs w:val="28"/>
                 <w:rtl/>
               </w:rPr>
-              <w:t xml:space="preserve">اَلْحَاسُوبُ ……………………… الْمَقْعَدِ.</w:t>
+              <w:t xml:space="preserve">اَلحَاسُوبُ ……………………… المَقْعَدِ.</w:t>
             </w:r>
           </w:p>
         </w:tc>
@@ -2798,7 +2798,7 @@
                 <w:szCs w:val="28"/>
                 <w:rtl/>
               </w:rPr>
-              <w:t xml:space="preserve">اَلْفِنَاءُ ……………………… الْمَدْرَسَةِ.</w:t>
+              <w:t xml:space="preserve">اَلفِنَاءُ ……………………… المَدْرَسَةِ.</w:t>
             </w:r>
           </w:p>
         </w:tc>
@@ -2870,7 +2870,7 @@
                 <w:szCs w:val="28"/>
                 <w:rtl/>
               </w:rPr>
-              <w:t xml:space="preserve">اَلسَّبُّورَةُ ……………………… الطُّلَّابِ.</w:t>
+              <w:t xml:space="preserve">اَلسَّبُّورَةُ ……………………… الطُّلَّابِ.</w:t>
             </w:r>
           </w:p>
         </w:tc>
@@ -2942,7 +2942,7 @@
                 <w:szCs w:val="28"/>
                 <w:rtl/>
               </w:rPr>
-              <w:t xml:space="preserve">اَلْمَكْتَبَةُ ……………………… الْمُخْتَبَرِ.</w:t>
+              <w:t xml:space="preserve">اَلمَكْتَبَةُ ……………………… المُخْتَبَرِ.</w:t>
             </w:r>
           </w:p>
         </w:tc>
@@ -3043,7 +3043,7 @@
           <w:szCs w:val="28"/>
           <w:rtl/>
         </w:rPr>
-        <w:t xml:space="preserve">أَيْنَ يَقْرَأُ الطَّالِبُ الْكُتُبَ ؟</w:t>
+        <w:t xml:space="preserve">أَيْن يَقْرَأُ الطَّالِبُ الكُتُبَ ؟</w:t>
       </w:r>
     </w:p>
     <w:p>
@@ -3075,7 +3075,7 @@
           <w:szCs w:val="28"/>
           <w:rtl/>
         </w:rPr>
-        <w:t xml:space="preserve">فِي الْمَكْتَبَةِ</w:t>
+        <w:t xml:space="preserve">فِي المَكْتَبَةِ</w:t>
       </w:r>
     </w:p>
     <w:p>
@@ -3107,7 +3107,7 @@
           <w:szCs w:val="28"/>
           <w:rtl/>
         </w:rPr>
-        <w:t xml:space="preserve">فِي الْمَقْصِفِ</w:t>
+        <w:t xml:space="preserve">فِي المَقْصِفِ</w:t>
       </w:r>
     </w:p>
     <w:p>
@@ -3139,7 +3139,7 @@
           <w:szCs w:val="28"/>
           <w:rtl/>
         </w:rPr>
-        <w:t xml:space="preserve">فِي الْفِنَاءِ</w:t>
+        <w:t xml:space="preserve">فِي الفِنَاءِ</w:t>
       </w:r>
     </w:p>
     <w:p>
@@ -3268,7 +3268,7 @@
           <w:szCs w:val="28"/>
           <w:rtl/>
         </w:rPr>
-        <w:t xml:space="preserve">بِالسَّاعَةِ</w:t>
+        <w:t xml:space="preserve">بِالسَّاعَةِ</w:t>
       </w:r>
     </w:p>
     <w:p>
@@ -3301,7 +3301,7 @@
           <w:szCs w:val="28"/>
           <w:rtl/>
         </w:rPr>
-        <w:t xml:space="preserve">أَيْنَ نَلْعَبُ كُرَةَ الْقَدَمِ ؟</w:t>
+        <w:t xml:space="preserve">أَيْن نَلْعَبُ كُرَةَ القَدَمِ ؟</w:t>
       </w:r>
     </w:p>
     <w:p>
@@ -3333,7 +3333,7 @@
           <w:szCs w:val="28"/>
           <w:rtl/>
         </w:rPr>
-        <w:t xml:space="preserve">فِي الْمَكْتَبَةِ</w:t>
+        <w:t xml:space="preserve">فِي المَكْتَبَةِ</w:t>
       </w:r>
     </w:p>
     <w:p>
@@ -3365,7 +3365,7 @@
           <w:szCs w:val="28"/>
           <w:rtl/>
         </w:rPr>
-        <w:t xml:space="preserve">فِي الْمُخْتَبَرِ</w:t>
+        <w:t xml:space="preserve">فِي المُخْتَبَرِ</w:t>
       </w:r>
     </w:p>
     <w:p>
@@ -3397,7 +3397,7 @@
           <w:szCs w:val="28"/>
           <w:rtl/>
         </w:rPr>
-        <w:t xml:space="preserve">فِي الْفِنَاءِ</w:t>
+        <w:t xml:space="preserve">فِي الفِنَاءِ</w:t>
       </w:r>
     </w:p>
     <w:p>
@@ -3430,7 +3430,7 @@
           <w:szCs w:val="28"/>
           <w:rtl/>
         </w:rPr>
-        <w:t xml:space="preserve">مَاذَا نَأْكُلُ فِي الْمَقْصِفِ ؟</w:t>
+        <w:t xml:space="preserve">مَاذَا نَأْكُلُ فِي المَقْصِفِ ؟</w:t>
       </w:r>
     </w:p>
     <w:p>
@@ -3462,7 +3462,7 @@
           <w:szCs w:val="28"/>
           <w:rtl/>
         </w:rPr>
-        <w:t xml:space="preserve">اَلطَّعَامَ</w:t>
+        <w:t xml:space="preserve">اَلطَّعَامَ</w:t>
       </w:r>
     </w:p>
     <w:p>
@@ -3494,7 +3494,7 @@
           <w:szCs w:val="28"/>
           <w:rtl/>
         </w:rPr>
-        <w:t xml:space="preserve">اَلْخَرِيطَةَ</w:t>
+        <w:t xml:space="preserve">اَلخَرِيطَةَ</w:t>
       </w:r>
     </w:p>
     <w:p>
@@ -3526,7 +3526,7 @@
           <w:szCs w:val="28"/>
           <w:rtl/>
         </w:rPr>
-        <w:t xml:space="preserve">اَلْحَاسُوبَ</w:t>
+        <w:t xml:space="preserve">اَلحَاسُوبَ</w:t>
       </w:r>
     </w:p>
     <w:p>
@@ -4340,7 +4340,7 @@
                 <w:szCs w:val="30"/>
                 <w:rtl/>
               </w:rPr>
-              <w:t xml:space="preserve">مَدْرَسَتِي   —   صَفِّي   —   اَلْمَكْتَبَةُ   —   اَلْفِنَاءُ   —   الطَّابِقُ   —   أَمَامَ   —   يُوجَدُ</w:t>
+              <w:t xml:space="preserve">مَدْرَسَتِي   —   صَفِّي   —   اَلمَكْتَبَةُ   —   اَلفِنَاءُ   —   الطَّابِقُ   —   أَمَامَ   —   يُوجَدُ</w:t>
             </w:r>
           </w:p>
         </w:tc>
@@ -4848,7 +4848,7 @@
                 <w:szCs w:val="25"/>
                 <w:rtl/>
               </w:rPr>
-              <w:t xml:space="preserve">اَلسَّاعَةُ فَوْقَ السَّبُّورَةِ.</w:t>
+              <w:t xml:space="preserve">اَلسَّاعَةُ فَوْقَ السَّبُّورَةِ.</w:t>
             </w:r>
           </w:p>
           <w:p>
@@ -4866,7 +4866,7 @@
                 <w:szCs w:val="25"/>
                 <w:rtl/>
               </w:rPr>
-              <w:t xml:space="preserve">اَلْحَاسُوبُ تَحْتَ الْمَقْعَدِ.</w:t>
+              <w:t xml:space="preserve">اَلحَاسُوبُ تَحْتَ المَقْعَدِ.</w:t>
             </w:r>
           </w:p>
           <w:p>
@@ -4884,7 +4884,7 @@
                 <w:szCs w:val="25"/>
                 <w:rtl/>
               </w:rPr>
-              <w:t xml:space="preserve">اَلْفِنَاءُ خَلْفَ الْمَدْرَسَةِ.</w:t>
+              <w:t xml:space="preserve">اَلفِنَاءُ خَلْفَ المَدْرَسَةِ.</w:t>
             </w:r>
           </w:p>
           <w:p>
@@ -4902,7 +4902,7 @@
                 <w:szCs w:val="25"/>
                 <w:rtl/>
               </w:rPr>
-              <w:t xml:space="preserve">اَلسَّبُّورَةُ أَمَامَ الطُّلَّابِ.</w:t>
+              <w:t xml:space="preserve">اَلسَّبُّورَةُ أَمَامَ الطُّلَّابِ.</w:t>
             </w:r>
           </w:p>
           <w:p>
@@ -4920,7 +4920,7 @@
                 <w:szCs w:val="25"/>
                 <w:rtl/>
               </w:rPr>
-              <w:t xml:space="preserve">اَلْمَكْتَبَةُ يَمِينَ الْمُخْتَبَرِ.</w:t>
+              <w:t xml:space="preserve">اَلمَكْتَبَةُ يَمِينَ المُخْتَبَرِ.</w:t>
             </w:r>
           </w:p>
         </w:tc>
@@ -5064,7 +5064,7 @@
                 <w:szCs w:val="25"/>
                 <w:rtl/>
               </w:rPr>
-              <w:t xml:space="preserve">اَلسَّاعَةُ فَوْقَ السَّبُّورَةِ.</w:t>
+              <w:t xml:space="preserve">اَلسَّاعَةُ فَوْقَ السَّبُّورَةِ.</w:t>
             </w:r>
           </w:p>
           <w:p>
@@ -5082,7 +5082,7 @@
                 <w:szCs w:val="25"/>
                 <w:rtl/>
               </w:rPr>
-              <w:t xml:space="preserve">أَيْنَ الْمَكْتَبَةُ ؟</w:t>
+              <w:t xml:space="preserve">أَيْن المَكْتَبَةُ ؟</w:t>
             </w:r>
           </w:p>
           <w:p>
@@ -5100,7 +5100,7 @@
                 <w:szCs w:val="25"/>
                 <w:rtl/>
               </w:rPr>
-              <w:t xml:space="preserve">فِي صَفِّنَا حَاسُوبٌ.</w:t>
+              <w:t xml:space="preserve">فِي صَفِّنَا حَاسُوبٌ.</w:t>
             </w:r>
           </w:p>
           <w:p>
@@ -5118,7 +5118,7 @@
                 <w:szCs w:val="25"/>
                 <w:rtl/>
               </w:rPr>
-              <w:t xml:space="preserve">أُحِبُّ مَدْرَسَتِي.</w:t>
+              <w:t xml:space="preserve">أُحِبُّ مَدْرَسَتِي.</w:t>
             </w:r>
           </w:p>
         </w:tc>
@@ -9144,7 +9144,7 @@
                 <w:szCs w:val="30"/>
                 <w:rtl/>
               </w:rPr>
-              <w:t xml:space="preserve">أَرَى بِعَيْنِي وَأَسْمَعُ بِأُذُنِي وَأَشُمُّ بِأَنْفِي.</w:t>
+              <w:t xml:space="preserve">أَرَى بِعَيْنِي وَأَسْمَعُ بِأُذُنِي وَأَشُمُّ بِأَنْفِي.</w:t>
             </w:r>
           </w:p>
           <w:p>
@@ -9162,7 +9162,7 @@
                 <w:szCs w:val="30"/>
                 <w:rtl/>
               </w:rPr>
-              <w:t xml:space="preserve">أَلْمَسُ بِيَدِي وَأَمْشِي بِقَدَمِي. أَنَا سَعِيدٌ الْيَوْمَ.</w:t>
+              <w:t xml:space="preserve">أَلْمَسُ بِيَدِي وَأَمْشِي بِقَدَمِي. أَنَا سَعِيدٌ اليَوْمَ.</w:t>
             </w:r>
           </w:p>
         </w:tc>
@@ -9384,7 +9384,7 @@
           <w:szCs w:val="28"/>
           <w:rtl/>
         </w:rPr>
-        <w:t xml:space="preserve">مَاذَا فِي الْوَجْهِ ؟</w:t>
+        <w:t xml:space="preserve">مَاذَا فِي الوَجْهِ ؟</w:t>
       </w:r>
     </w:p>
     <w:p>
@@ -9813,7 +9813,7 @@
                 <w:szCs w:val="28"/>
                 <w:rtl/>
               </w:rPr>
-              <w:t xml:space="preserve">فِي الْوَجْهِ أَنْفٌ وَفَمٌ.</w:t>
+              <w:t xml:space="preserve">فِي الوَجْهِ أَنْفٌ وَفَمٌ.</w:t>
             </w:r>
           </w:p>
         </w:tc>
@@ -10191,7 +10191,7 @@
                 <w:szCs w:val="28"/>
                 <w:rtl/>
               </w:rPr>
-              <w:t xml:space="preserve">اَلْيَدُ فِي الْوَجْهِ.</w:t>
+              <w:t xml:space="preserve">اَليَدُ فِي الوَجْهِ.</w:t>
             </w:r>
           </w:p>
         </w:tc>
@@ -10635,7 +10635,7 @@
                 <w:szCs w:val="28"/>
                 <w:rtl/>
               </w:rPr>
-              <w:t xml:space="preserve">أَشُمُّ ……………………… .</w:t>
+              <w:t xml:space="preserve">أَشُمُّ ……………………… .</w:t>
             </w:r>
           </w:p>
         </w:tc>
@@ -11494,7 +11494,7 @@
                 <w:szCs w:val="25"/>
                 <w:rtl/>
               </w:rPr>
-              <w:t xml:space="preserve">فِي الْوَجْهِ عَيْنَانِ وَأُذُنَانِ وَأَنْفٌ وَفَمٌ.</w:t>
+              <w:t xml:space="preserve">فِي الوَجْهِ عَيْنَانِ وَأُذُنَانِ وَأَنْفٌ وَفَمٌ.</w:t>
             </w:r>
           </w:p>
         </w:tc>
@@ -11656,7 +11656,7 @@
                 <w:szCs w:val="25"/>
                 <w:rtl/>
               </w:rPr>
-              <w:t xml:space="preserve">أَشُمُّ بِأَنْفِي.</w:t>
+              <w:t xml:space="preserve">أَشُمُّ بِأَنْفِي.</w:t>
             </w:r>
           </w:p>
           <w:p>

--- a/dosyalar/calisma-kagitlari/6-sinif/arapca-6-sinif-calisma-kagitlari.docx
+++ b/dosyalar/calisma-kagitlari/6-sinif/arapca-6-sinif-calisma-kagitlari.docx
@@ -506,7 +506,7 @@
             </w:pPr>
             <w:r>
               <w:rPr>
-                <w:rFonts w:ascii="Markazi Text" w:cs="Markazi Text" w:eastAsia="Markazi Text" w:hAnsi="Markazi Text"/>
+                <w:rFonts w:ascii="Arakom" w:cs="Arakom" w:eastAsia="Arakom" w:hAnsi="Arakom"/>
                 <w:b w:val="false"/>
                 <w:bCs w:val="false"/>
                 <w:color w:val="111111"/>
@@ -676,7 +676,7 @@
             </w:pPr>
             <w:r>
               <w:rPr>
-                <w:rFonts w:ascii="Markazi Text" w:cs="Markazi Text" w:eastAsia="Markazi Text" w:hAnsi="Markazi Text"/>
+                <w:rFonts w:ascii="Arakom" w:cs="Arakom" w:eastAsia="Arakom" w:hAnsi="Arakom"/>
                 <w:b w:val="false"/>
                 <w:bCs w:val="false"/>
                 <w:color w:val="111111"/>
@@ -846,7 +846,7 @@
             </w:pPr>
             <w:r>
               <w:rPr>
-                <w:rFonts w:ascii="Markazi Text" w:cs="Markazi Text" w:eastAsia="Markazi Text" w:hAnsi="Markazi Text"/>
+                <w:rFonts w:ascii="Arakom" w:cs="Arakom" w:eastAsia="Arakom" w:hAnsi="Arakom"/>
                 <w:b w:val="false"/>
                 <w:bCs w:val="false"/>
                 <w:color w:val="111111"/>
@@ -1016,7 +1016,7 @@
             </w:pPr>
             <w:r>
               <w:rPr>
-                <w:rFonts w:ascii="Markazi Text" w:cs="Markazi Text" w:eastAsia="Markazi Text" w:hAnsi="Markazi Text"/>
+                <w:rFonts w:ascii="Arakom" w:cs="Arakom" w:eastAsia="Arakom" w:hAnsi="Arakom"/>
                 <w:b w:val="false"/>
                 <w:bCs w:val="false"/>
                 <w:color w:val="111111"/>
@@ -1186,7 +1186,7 @@
             </w:pPr>
             <w:r>
               <w:rPr>
-                <w:rFonts w:ascii="Markazi Text" w:cs="Markazi Text" w:eastAsia="Markazi Text" w:hAnsi="Markazi Text"/>
+                <w:rFonts w:ascii="Arakom" w:cs="Arakom" w:eastAsia="Arakom" w:hAnsi="Arakom"/>
                 <w:b w:val="false"/>
                 <w:bCs w:val="false"/>
                 <w:color w:val="111111"/>
@@ -1356,7 +1356,7 @@
             </w:pPr>
             <w:r>
               <w:rPr>
-                <w:rFonts w:ascii="Markazi Text" w:cs="Markazi Text" w:eastAsia="Markazi Text" w:hAnsi="Markazi Text"/>
+                <w:rFonts w:ascii="Arakom" w:cs="Arakom" w:eastAsia="Arakom" w:hAnsi="Arakom"/>
                 <w:b w:val="false"/>
                 <w:bCs w:val="false"/>
                 <w:color w:val="111111"/>
@@ -1704,7 +1704,7 @@
             </w:pPr>
             <w:r>
               <w:rPr>
-                <w:rFonts w:ascii="Markazi Text" w:cs="Markazi Text" w:eastAsia="Markazi Text" w:hAnsi="Markazi Text"/>
+                <w:rFonts w:ascii="Arakom" w:cs="Arakom" w:eastAsia="Arakom" w:hAnsi="Arakom"/>
                 <w:b w:val="false"/>
                 <w:bCs w:val="false"/>
                 <w:color w:val="111111"/>
@@ -1800,7 +1800,7 @@
             </w:pPr>
             <w:r>
               <w:rPr>
-                <w:rFonts w:ascii="Markazi Text" w:cs="Markazi Text" w:eastAsia="Markazi Text" w:hAnsi="Markazi Text"/>
+                <w:rFonts w:ascii="Arakom" w:cs="Arakom" w:eastAsia="Arakom" w:hAnsi="Arakom"/>
                 <w:b w:val="false"/>
                 <w:bCs w:val="false"/>
                 <w:color w:val="111111"/>
@@ -1896,7 +1896,7 @@
             </w:pPr>
             <w:r>
               <w:rPr>
-                <w:rFonts w:ascii="Markazi Text" w:cs="Markazi Text" w:eastAsia="Markazi Text" w:hAnsi="Markazi Text"/>
+                <w:rFonts w:ascii="Arakom" w:cs="Arakom" w:eastAsia="Arakom" w:hAnsi="Arakom"/>
                 <w:b w:val="false"/>
                 <w:bCs w:val="false"/>
                 <w:color w:val="111111"/>
@@ -1992,7 +1992,7 @@
             </w:pPr>
             <w:r>
               <w:rPr>
-                <w:rFonts w:ascii="Markazi Text" w:cs="Markazi Text" w:eastAsia="Markazi Text" w:hAnsi="Markazi Text"/>
+                <w:rFonts w:ascii="Arakom" w:cs="Arakom" w:eastAsia="Arakom" w:hAnsi="Arakom"/>
                 <w:b w:val="false"/>
                 <w:bCs w:val="false"/>
                 <w:color w:val="111111"/>
@@ -2088,7 +2088,7 @@
             </w:pPr>
             <w:r>
               <w:rPr>
-                <w:rFonts w:ascii="Markazi Text" w:cs="Markazi Text" w:eastAsia="Markazi Text" w:hAnsi="Markazi Text"/>
+                <w:rFonts w:ascii="Arakom" w:cs="Arakom" w:eastAsia="Arakom" w:hAnsi="Arakom"/>
                 <w:b w:val="false"/>
                 <w:bCs w:val="false"/>
                 <w:color w:val="111111"/>
@@ -2184,7 +2184,7 @@
             </w:pPr>
             <w:r>
               <w:rPr>
-                <w:rFonts w:ascii="Markazi Text" w:cs="Markazi Text" w:eastAsia="Markazi Text" w:hAnsi="Markazi Text"/>
+                <w:rFonts w:ascii="Arakom" w:cs="Arakom" w:eastAsia="Arakom" w:hAnsi="Arakom"/>
                 <w:b w:val="false"/>
                 <w:bCs w:val="false"/>
                 <w:color w:val="111111"/>
@@ -2280,7 +2280,7 @@
             </w:pPr>
             <w:r>
               <w:rPr>
-                <w:rFonts w:ascii="Markazi Text" w:cs="Markazi Text" w:eastAsia="Markazi Text" w:hAnsi="Markazi Text"/>
+                <w:rFonts w:ascii="Arakom" w:cs="Arakom" w:eastAsia="Arakom" w:hAnsi="Arakom"/>
                 <w:b w:val="false"/>
                 <w:bCs w:val="false"/>
                 <w:color w:val="111111"/>
@@ -2376,7 +2376,7 @@
             </w:pPr>
             <w:r>
               <w:rPr>
-                <w:rFonts w:ascii="Markazi Text" w:cs="Markazi Text" w:eastAsia="Markazi Text" w:hAnsi="Markazi Text"/>
+                <w:rFonts w:ascii="Arakom" w:cs="Arakom" w:eastAsia="Arakom" w:hAnsi="Arakom"/>
                 <w:b w:val="false"/>
                 <w:bCs w:val="false"/>
                 <w:color w:val="111111"/>
@@ -2539,7 +2539,7 @@
             </w:pPr>
             <w:r>
               <w:rPr>
-                <w:rFonts w:ascii="Markazi Text" w:cs="Markazi Text" w:eastAsia="Markazi Text" w:hAnsi="Markazi Text"/>
+                <w:rFonts w:ascii="Arakom" w:cs="Arakom" w:eastAsia="Arakom" w:hAnsi="Arakom"/>
                 <w:b w:val="false"/>
                 <w:bCs w:val="false"/>
                 <w:color w:val="111111"/>
@@ -2646,7 +2646,7 @@
             </w:pPr>
             <w:r>
               <w:rPr>
-                <w:rFonts w:ascii="Markazi Text" w:cs="Markazi Text" w:eastAsia="Markazi Text" w:hAnsi="Markazi Text"/>
+                <w:rFonts w:ascii="Arakom" w:cs="Arakom" w:eastAsia="Arakom" w:hAnsi="Arakom"/>
                 <w:b w:val="false"/>
                 <w:bCs w:val="false"/>
                 <w:color w:val="111111"/>
@@ -2718,7 +2718,7 @@
             </w:pPr>
             <w:r>
               <w:rPr>
-                <w:rFonts w:ascii="Markazi Text" w:cs="Markazi Text" w:eastAsia="Markazi Text" w:hAnsi="Markazi Text"/>
+                <w:rFonts w:ascii="Arakom" w:cs="Arakom" w:eastAsia="Arakom" w:hAnsi="Arakom"/>
                 <w:b w:val="false"/>
                 <w:bCs w:val="false"/>
                 <w:color w:val="111111"/>
@@ -2790,7 +2790,7 @@
             </w:pPr>
             <w:r>
               <w:rPr>
-                <w:rFonts w:ascii="Markazi Text" w:cs="Markazi Text" w:eastAsia="Markazi Text" w:hAnsi="Markazi Text"/>
+                <w:rFonts w:ascii="Arakom" w:cs="Arakom" w:eastAsia="Arakom" w:hAnsi="Arakom"/>
                 <w:b w:val="false"/>
                 <w:bCs w:val="false"/>
                 <w:color w:val="111111"/>
@@ -2862,7 +2862,7 @@
             </w:pPr>
             <w:r>
               <w:rPr>
-                <w:rFonts w:ascii="Markazi Text" w:cs="Markazi Text" w:eastAsia="Markazi Text" w:hAnsi="Markazi Text"/>
+                <w:rFonts w:ascii="Arakom" w:cs="Arakom" w:eastAsia="Arakom" w:hAnsi="Arakom"/>
                 <w:b w:val="false"/>
                 <w:bCs w:val="false"/>
                 <w:color w:val="111111"/>
@@ -2934,7 +2934,7 @@
             </w:pPr>
             <w:r>
               <w:rPr>
-                <w:rFonts w:ascii="Markazi Text" w:cs="Markazi Text" w:eastAsia="Markazi Text" w:hAnsi="Markazi Text"/>
+                <w:rFonts w:ascii="Arakom" w:cs="Arakom" w:eastAsia="Arakom" w:hAnsi="Arakom"/>
                 <w:b w:val="false"/>
                 <w:bCs w:val="false"/>
                 <w:color w:val="111111"/>
@@ -3035,7 +3035,7 @@
       </w:r>
       <w:r>
         <w:rPr>
-          <w:rFonts w:ascii="Markazi Text" w:cs="Markazi Text" w:eastAsia="Markazi Text" w:hAnsi="Markazi Text"/>
+          <w:rFonts w:ascii="Arakom" w:cs="Arakom" w:eastAsia="Arakom" w:hAnsi="Arakom"/>
           <w:b w:val="false"/>
           <w:bCs w:val="false"/>
           <w:color w:val="111111"/>
@@ -3067,7 +3067,7 @@
       </w:r>
       <w:r>
         <w:rPr>
-          <w:rFonts w:ascii="Markazi Text" w:cs="Markazi Text" w:eastAsia="Markazi Text" w:hAnsi="Markazi Text"/>
+          <w:rFonts w:ascii="Arakom" w:cs="Arakom" w:eastAsia="Arakom" w:hAnsi="Arakom"/>
           <w:b w:val="false"/>
           <w:bCs w:val="false"/>
           <w:color w:val="111111"/>
@@ -3099,7 +3099,7 @@
       </w:r>
       <w:r>
         <w:rPr>
-          <w:rFonts w:ascii="Markazi Text" w:cs="Markazi Text" w:eastAsia="Markazi Text" w:hAnsi="Markazi Text"/>
+          <w:rFonts w:ascii="Arakom" w:cs="Arakom" w:eastAsia="Arakom" w:hAnsi="Arakom"/>
           <w:b w:val="false"/>
           <w:bCs w:val="false"/>
           <w:color w:val="111111"/>
@@ -3131,7 +3131,7 @@
       </w:r>
       <w:r>
         <w:rPr>
-          <w:rFonts w:ascii="Markazi Text" w:cs="Markazi Text" w:eastAsia="Markazi Text" w:hAnsi="Markazi Text"/>
+          <w:rFonts w:ascii="Arakom" w:cs="Arakom" w:eastAsia="Arakom" w:hAnsi="Arakom"/>
           <w:b w:val="false"/>
           <w:bCs w:val="false"/>
           <w:color w:val="111111"/>
@@ -3164,7 +3164,7 @@
       </w:r>
       <w:r>
         <w:rPr>
-          <w:rFonts w:ascii="Markazi Text" w:cs="Markazi Text" w:eastAsia="Markazi Text" w:hAnsi="Markazi Text"/>
+          <w:rFonts w:ascii="Arakom" w:cs="Arakom" w:eastAsia="Arakom" w:hAnsi="Arakom"/>
           <w:b w:val="false"/>
           <w:bCs w:val="false"/>
           <w:color w:val="111111"/>
@@ -3196,7 +3196,7 @@
       </w:r>
       <w:r>
         <w:rPr>
-          <w:rFonts w:ascii="Markazi Text" w:cs="Markazi Text" w:eastAsia="Markazi Text" w:hAnsi="Markazi Text"/>
+          <w:rFonts w:ascii="Arakom" w:cs="Arakom" w:eastAsia="Arakom" w:hAnsi="Arakom"/>
           <w:b w:val="false"/>
           <w:bCs w:val="false"/>
           <w:color w:val="111111"/>
@@ -3228,7 +3228,7 @@
       </w:r>
       <w:r>
         <w:rPr>
-          <w:rFonts w:ascii="Markazi Text" w:cs="Markazi Text" w:eastAsia="Markazi Text" w:hAnsi="Markazi Text"/>
+          <w:rFonts w:ascii="Arakom" w:cs="Arakom" w:eastAsia="Arakom" w:hAnsi="Arakom"/>
           <w:b w:val="false"/>
           <w:bCs w:val="false"/>
           <w:color w:val="111111"/>
@@ -3260,7 +3260,7 @@
       </w:r>
       <w:r>
         <w:rPr>
-          <w:rFonts w:ascii="Markazi Text" w:cs="Markazi Text" w:eastAsia="Markazi Text" w:hAnsi="Markazi Text"/>
+          <w:rFonts w:ascii="Arakom" w:cs="Arakom" w:eastAsia="Arakom" w:hAnsi="Arakom"/>
           <w:b w:val="false"/>
           <w:bCs w:val="false"/>
           <w:color w:val="111111"/>
@@ -3293,7 +3293,7 @@
       </w:r>
       <w:r>
         <w:rPr>
-          <w:rFonts w:ascii="Markazi Text" w:cs="Markazi Text" w:eastAsia="Markazi Text" w:hAnsi="Markazi Text"/>
+          <w:rFonts w:ascii="Arakom" w:cs="Arakom" w:eastAsia="Arakom" w:hAnsi="Arakom"/>
           <w:b w:val="false"/>
           <w:bCs w:val="false"/>
           <w:color w:val="111111"/>
@@ -3325,7 +3325,7 @@
       </w:r>
       <w:r>
         <w:rPr>
-          <w:rFonts w:ascii="Markazi Text" w:cs="Markazi Text" w:eastAsia="Markazi Text" w:hAnsi="Markazi Text"/>
+          <w:rFonts w:ascii="Arakom" w:cs="Arakom" w:eastAsia="Arakom" w:hAnsi="Arakom"/>
           <w:b w:val="false"/>
           <w:bCs w:val="false"/>
           <w:color w:val="111111"/>
@@ -3357,7 +3357,7 @@
       </w:r>
       <w:r>
         <w:rPr>
-          <w:rFonts w:ascii="Markazi Text" w:cs="Markazi Text" w:eastAsia="Markazi Text" w:hAnsi="Markazi Text"/>
+          <w:rFonts w:ascii="Arakom" w:cs="Arakom" w:eastAsia="Arakom" w:hAnsi="Arakom"/>
           <w:b w:val="false"/>
           <w:bCs w:val="false"/>
           <w:color w:val="111111"/>
@@ -3389,7 +3389,7 @@
       </w:r>
       <w:r>
         <w:rPr>
-          <w:rFonts w:ascii="Markazi Text" w:cs="Markazi Text" w:eastAsia="Markazi Text" w:hAnsi="Markazi Text"/>
+          <w:rFonts w:ascii="Arakom" w:cs="Arakom" w:eastAsia="Arakom" w:hAnsi="Arakom"/>
           <w:b w:val="false"/>
           <w:bCs w:val="false"/>
           <w:color w:val="111111"/>
@@ -3422,7 +3422,7 @@
       </w:r>
       <w:r>
         <w:rPr>
-          <w:rFonts w:ascii="Markazi Text" w:cs="Markazi Text" w:eastAsia="Markazi Text" w:hAnsi="Markazi Text"/>
+          <w:rFonts w:ascii="Arakom" w:cs="Arakom" w:eastAsia="Arakom" w:hAnsi="Arakom"/>
           <w:b w:val="false"/>
           <w:bCs w:val="false"/>
           <w:color w:val="111111"/>
@@ -3454,7 +3454,7 @@
       </w:r>
       <w:r>
         <w:rPr>
-          <w:rFonts w:ascii="Markazi Text" w:cs="Markazi Text" w:eastAsia="Markazi Text" w:hAnsi="Markazi Text"/>
+          <w:rFonts w:ascii="Arakom" w:cs="Arakom" w:eastAsia="Arakom" w:hAnsi="Arakom"/>
           <w:b w:val="false"/>
           <w:bCs w:val="false"/>
           <w:color w:val="111111"/>
@@ -3486,7 +3486,7 @@
       </w:r>
       <w:r>
         <w:rPr>
-          <w:rFonts w:ascii="Markazi Text" w:cs="Markazi Text" w:eastAsia="Markazi Text" w:hAnsi="Markazi Text"/>
+          <w:rFonts w:ascii="Arakom" w:cs="Arakom" w:eastAsia="Arakom" w:hAnsi="Arakom"/>
           <w:b w:val="false"/>
           <w:bCs w:val="false"/>
           <w:color w:val="111111"/>
@@ -3518,7 +3518,7 @@
       </w:r>
       <w:r>
         <w:rPr>
-          <w:rFonts w:ascii="Markazi Text" w:cs="Markazi Text" w:eastAsia="Markazi Text" w:hAnsi="Markazi Text"/>
+          <w:rFonts w:ascii="Arakom" w:cs="Arakom" w:eastAsia="Arakom" w:hAnsi="Arakom"/>
           <w:b w:val="false"/>
           <w:bCs w:val="false"/>
           <w:color w:val="111111"/>
@@ -3795,7 +3795,7 @@
             </w:pPr>
             <w:r>
               <w:rPr>
-                <w:rFonts w:ascii="Markazi Text" w:cs="Markazi Text" w:eastAsia="Markazi Text" w:hAnsi="Markazi Text"/>
+                <w:rFonts w:ascii="Arakom" w:cs="Arakom" w:eastAsia="Arakom" w:hAnsi="Arakom"/>
                 <w:b w:val="false"/>
                 <w:bCs w:val="false"/>
                 <w:color w:val="111111"/>
@@ -3891,7 +3891,7 @@
             </w:pPr>
             <w:r>
               <w:rPr>
-                <w:rFonts w:ascii="Markazi Text" w:cs="Markazi Text" w:eastAsia="Markazi Text" w:hAnsi="Markazi Text"/>
+                <w:rFonts w:ascii="Arakom" w:cs="Arakom" w:eastAsia="Arakom" w:hAnsi="Arakom"/>
                 <w:b w:val="false"/>
                 <w:bCs w:val="false"/>
                 <w:color w:val="111111"/>
@@ -3987,7 +3987,7 @@
             </w:pPr>
             <w:r>
               <w:rPr>
-                <w:rFonts w:ascii="Markazi Text" w:cs="Markazi Text" w:eastAsia="Markazi Text" w:hAnsi="Markazi Text"/>
+                <w:rFonts w:ascii="Arakom" w:cs="Arakom" w:eastAsia="Arakom" w:hAnsi="Arakom"/>
                 <w:b w:val="false"/>
                 <w:bCs w:val="false"/>
                 <w:color w:val="111111"/>
@@ -4083,7 +4083,7 @@
             </w:pPr>
             <w:r>
               <w:rPr>
-                <w:rFonts w:ascii="Markazi Text" w:cs="Markazi Text" w:eastAsia="Markazi Text" w:hAnsi="Markazi Text"/>
+                <w:rFonts w:ascii="Arakom" w:cs="Arakom" w:eastAsia="Arakom" w:hAnsi="Arakom"/>
                 <w:b w:val="false"/>
                 <w:bCs w:val="false"/>
                 <w:color w:val="111111"/>
@@ -4179,7 +4179,7 @@
             </w:pPr>
             <w:r>
               <w:rPr>
-                <w:rFonts w:ascii="Markazi Text" w:cs="Markazi Text" w:eastAsia="Markazi Text" w:hAnsi="Markazi Text"/>
+                <w:rFonts w:ascii="Arakom" w:cs="Arakom" w:eastAsia="Arakom" w:hAnsi="Arakom"/>
                 <w:b w:val="false"/>
                 <w:bCs w:val="false"/>
                 <w:color w:val="111111"/>
@@ -4332,7 +4332,7 @@
             </w:pPr>
             <w:r>
               <w:rPr>
-                <w:rFonts w:ascii="Markazi Text" w:cs="Markazi Text" w:eastAsia="Markazi Text" w:hAnsi="Markazi Text"/>
+                <w:rFonts w:ascii="Arakom" w:cs="Arakom" w:eastAsia="Arakom" w:hAnsi="Arakom"/>
                 <w:b w:val="false"/>
                 <w:bCs w:val="false"/>
                 <w:color w:val="111111"/>
@@ -4840,7 +4840,7 @@
             </w:pPr>
             <w:r>
               <w:rPr>
-                <w:rFonts w:ascii="Markazi Text" w:cs="Markazi Text" w:eastAsia="Markazi Text" w:hAnsi="Markazi Text"/>
+                <w:rFonts w:ascii="Arakom" w:cs="Arakom" w:eastAsia="Arakom" w:hAnsi="Arakom"/>
                 <w:b w:val="false"/>
                 <w:bCs w:val="false"/>
                 <w:color w:val="111111"/>
@@ -4858,7 +4858,7 @@
             </w:pPr>
             <w:r>
               <w:rPr>
-                <w:rFonts w:ascii="Markazi Text" w:cs="Markazi Text" w:eastAsia="Markazi Text" w:hAnsi="Markazi Text"/>
+                <w:rFonts w:ascii="Arakom" w:cs="Arakom" w:eastAsia="Arakom" w:hAnsi="Arakom"/>
                 <w:b w:val="false"/>
                 <w:bCs w:val="false"/>
                 <w:color w:val="111111"/>
@@ -4876,7 +4876,7 @@
             </w:pPr>
             <w:r>
               <w:rPr>
-                <w:rFonts w:ascii="Markazi Text" w:cs="Markazi Text" w:eastAsia="Markazi Text" w:hAnsi="Markazi Text"/>
+                <w:rFonts w:ascii="Arakom" w:cs="Arakom" w:eastAsia="Arakom" w:hAnsi="Arakom"/>
                 <w:b w:val="false"/>
                 <w:bCs w:val="false"/>
                 <w:color w:val="111111"/>
@@ -4894,7 +4894,7 @@
             </w:pPr>
             <w:r>
               <w:rPr>
-                <w:rFonts w:ascii="Markazi Text" w:cs="Markazi Text" w:eastAsia="Markazi Text" w:hAnsi="Markazi Text"/>
+                <w:rFonts w:ascii="Arakom" w:cs="Arakom" w:eastAsia="Arakom" w:hAnsi="Arakom"/>
                 <w:b w:val="false"/>
                 <w:bCs w:val="false"/>
                 <w:color w:val="111111"/>
@@ -4912,7 +4912,7 @@
             </w:pPr>
             <w:r>
               <w:rPr>
-                <w:rFonts w:ascii="Markazi Text" w:cs="Markazi Text" w:eastAsia="Markazi Text" w:hAnsi="Markazi Text"/>
+                <w:rFonts w:ascii="Arakom" w:cs="Arakom" w:eastAsia="Arakom" w:hAnsi="Arakom"/>
                 <w:b w:val="false"/>
                 <w:bCs w:val="false"/>
                 <w:color w:val="111111"/>
@@ -5038,7 +5038,7 @@
             </w:pPr>
             <w:r>
               <w:rPr>
-                <w:rFonts w:ascii="Markazi Text" w:cs="Markazi Text" w:eastAsia="Markazi Text" w:hAnsi="Markazi Text"/>
+                <w:rFonts w:ascii="Arakom" w:cs="Arakom" w:eastAsia="Arakom" w:hAnsi="Arakom"/>
                 <w:b w:val="false"/>
                 <w:bCs w:val="false"/>
                 <w:color w:val="111111"/>
@@ -5056,7 +5056,7 @@
             </w:pPr>
             <w:r>
               <w:rPr>
-                <w:rFonts w:ascii="Markazi Text" w:cs="Markazi Text" w:eastAsia="Markazi Text" w:hAnsi="Markazi Text"/>
+                <w:rFonts w:ascii="Arakom" w:cs="Arakom" w:eastAsia="Arakom" w:hAnsi="Arakom"/>
                 <w:b w:val="false"/>
                 <w:bCs w:val="false"/>
                 <w:color w:val="111111"/>
@@ -5074,7 +5074,7 @@
             </w:pPr>
             <w:r>
               <w:rPr>
-                <w:rFonts w:ascii="Markazi Text" w:cs="Markazi Text" w:eastAsia="Markazi Text" w:hAnsi="Markazi Text"/>
+                <w:rFonts w:ascii="Arakom" w:cs="Arakom" w:eastAsia="Arakom" w:hAnsi="Arakom"/>
                 <w:b w:val="false"/>
                 <w:bCs w:val="false"/>
                 <w:color w:val="111111"/>
@@ -5092,7 +5092,7 @@
             </w:pPr>
             <w:r>
               <w:rPr>
-                <w:rFonts w:ascii="Markazi Text" w:cs="Markazi Text" w:eastAsia="Markazi Text" w:hAnsi="Markazi Text"/>
+                <w:rFonts w:ascii="Arakom" w:cs="Arakom" w:eastAsia="Arakom" w:hAnsi="Arakom"/>
                 <w:b w:val="false"/>
                 <w:bCs w:val="false"/>
                 <w:color w:val="111111"/>
@@ -5110,7 +5110,7 @@
             </w:pPr>
             <w:r>
               <w:rPr>
-                <w:rFonts w:ascii="Markazi Text" w:cs="Markazi Text" w:eastAsia="Markazi Text" w:hAnsi="Markazi Text"/>
+                <w:rFonts w:ascii="Arakom" w:cs="Arakom" w:eastAsia="Arakom" w:hAnsi="Arakom"/>
                 <w:b w:val="false"/>
                 <w:bCs w:val="false"/>
                 <w:color w:val="111111"/>
@@ -7067,7 +7067,7 @@
             </w:pPr>
             <w:r>
               <w:rPr>
-                <w:rFonts w:ascii="Markazi Text" w:cs="Markazi Text" w:eastAsia="Markazi Text" w:hAnsi="Markazi Text"/>
+                <w:rFonts w:ascii="Arakom" w:cs="Arakom" w:eastAsia="Arakom" w:hAnsi="Arakom"/>
                 <w:b w:val="false"/>
                 <w:bCs w:val="false"/>
                 <w:color w:val="111111"/>
@@ -7237,7 +7237,7 @@
             </w:pPr>
             <w:r>
               <w:rPr>
-                <w:rFonts w:ascii="Markazi Text" w:cs="Markazi Text" w:eastAsia="Markazi Text" w:hAnsi="Markazi Text"/>
+                <w:rFonts w:ascii="Arakom" w:cs="Arakom" w:eastAsia="Arakom" w:hAnsi="Arakom"/>
                 <w:b w:val="false"/>
                 <w:bCs w:val="false"/>
                 <w:color w:val="111111"/>
@@ -7407,7 +7407,7 @@
             </w:pPr>
             <w:r>
               <w:rPr>
-                <w:rFonts w:ascii="Markazi Text" w:cs="Markazi Text" w:eastAsia="Markazi Text" w:hAnsi="Markazi Text"/>
+                <w:rFonts w:ascii="Arakom" w:cs="Arakom" w:eastAsia="Arakom" w:hAnsi="Arakom"/>
                 <w:b w:val="false"/>
                 <w:bCs w:val="false"/>
                 <w:color w:val="111111"/>
@@ -7577,7 +7577,7 @@
             </w:pPr>
             <w:r>
               <w:rPr>
-                <w:rFonts w:ascii="Markazi Text" w:cs="Markazi Text" w:eastAsia="Markazi Text" w:hAnsi="Markazi Text"/>
+                <w:rFonts w:ascii="Arakom" w:cs="Arakom" w:eastAsia="Arakom" w:hAnsi="Arakom"/>
                 <w:b w:val="false"/>
                 <w:bCs w:val="false"/>
                 <w:color w:val="111111"/>
@@ -7747,7 +7747,7 @@
             </w:pPr>
             <w:r>
               <w:rPr>
-                <w:rFonts w:ascii="Markazi Text" w:cs="Markazi Text" w:eastAsia="Markazi Text" w:hAnsi="Markazi Text"/>
+                <w:rFonts w:ascii="Arakom" w:cs="Arakom" w:eastAsia="Arakom" w:hAnsi="Arakom"/>
                 <w:b w:val="false"/>
                 <w:bCs w:val="false"/>
                 <w:color w:val="111111"/>
@@ -7917,7 +7917,7 @@
             </w:pPr>
             <w:r>
               <w:rPr>
-                <w:rFonts w:ascii="Markazi Text" w:cs="Markazi Text" w:eastAsia="Markazi Text" w:hAnsi="Markazi Text"/>
+                <w:rFonts w:ascii="Arakom" w:cs="Arakom" w:eastAsia="Arakom" w:hAnsi="Arakom"/>
                 <w:b w:val="false"/>
                 <w:bCs w:val="false"/>
                 <w:color w:val="111111"/>
@@ -8265,7 +8265,7 @@
             </w:pPr>
             <w:r>
               <w:rPr>
-                <w:rFonts w:ascii="Markazi Text" w:cs="Markazi Text" w:eastAsia="Markazi Text" w:hAnsi="Markazi Text"/>
+                <w:rFonts w:ascii="Arakom" w:cs="Arakom" w:eastAsia="Arakom" w:hAnsi="Arakom"/>
                 <w:b w:val="false"/>
                 <w:bCs w:val="false"/>
                 <w:color w:val="111111"/>
@@ -8361,7 +8361,7 @@
             </w:pPr>
             <w:r>
               <w:rPr>
-                <w:rFonts w:ascii="Markazi Text" w:cs="Markazi Text" w:eastAsia="Markazi Text" w:hAnsi="Markazi Text"/>
+                <w:rFonts w:ascii="Arakom" w:cs="Arakom" w:eastAsia="Arakom" w:hAnsi="Arakom"/>
                 <w:b w:val="false"/>
                 <w:bCs w:val="false"/>
                 <w:color w:val="111111"/>
@@ -8457,7 +8457,7 @@
             </w:pPr>
             <w:r>
               <w:rPr>
-                <w:rFonts w:ascii="Markazi Text" w:cs="Markazi Text" w:eastAsia="Markazi Text" w:hAnsi="Markazi Text"/>
+                <w:rFonts w:ascii="Arakom" w:cs="Arakom" w:eastAsia="Arakom" w:hAnsi="Arakom"/>
                 <w:b w:val="false"/>
                 <w:bCs w:val="false"/>
                 <w:color w:val="111111"/>
@@ -8553,7 +8553,7 @@
             </w:pPr>
             <w:r>
               <w:rPr>
-                <w:rFonts w:ascii="Markazi Text" w:cs="Markazi Text" w:eastAsia="Markazi Text" w:hAnsi="Markazi Text"/>
+                <w:rFonts w:ascii="Arakom" w:cs="Arakom" w:eastAsia="Arakom" w:hAnsi="Arakom"/>
                 <w:b w:val="false"/>
                 <w:bCs w:val="false"/>
                 <w:color w:val="111111"/>
@@ -8649,7 +8649,7 @@
             </w:pPr>
             <w:r>
               <w:rPr>
-                <w:rFonts w:ascii="Markazi Text" w:cs="Markazi Text" w:eastAsia="Markazi Text" w:hAnsi="Markazi Text"/>
+                <w:rFonts w:ascii="Arakom" w:cs="Arakom" w:eastAsia="Arakom" w:hAnsi="Arakom"/>
                 <w:b w:val="false"/>
                 <w:bCs w:val="false"/>
                 <w:color w:val="111111"/>
@@ -8745,7 +8745,7 @@
             </w:pPr>
             <w:r>
               <w:rPr>
-                <w:rFonts w:ascii="Markazi Text" w:cs="Markazi Text" w:eastAsia="Markazi Text" w:hAnsi="Markazi Text"/>
+                <w:rFonts w:ascii="Arakom" w:cs="Arakom" w:eastAsia="Arakom" w:hAnsi="Arakom"/>
                 <w:b w:val="false"/>
                 <w:bCs w:val="false"/>
                 <w:color w:val="111111"/>
@@ -8841,7 +8841,7 @@
             </w:pPr>
             <w:r>
               <w:rPr>
-                <w:rFonts w:ascii="Markazi Text" w:cs="Markazi Text" w:eastAsia="Markazi Text" w:hAnsi="Markazi Text"/>
+                <w:rFonts w:ascii="Arakom" w:cs="Arakom" w:eastAsia="Arakom" w:hAnsi="Arakom"/>
                 <w:b w:val="false"/>
                 <w:bCs w:val="false"/>
                 <w:color w:val="111111"/>
@@ -8937,7 +8937,7 @@
             </w:pPr>
             <w:r>
               <w:rPr>
-                <w:rFonts w:ascii="Markazi Text" w:cs="Markazi Text" w:eastAsia="Markazi Text" w:hAnsi="Markazi Text"/>
+                <w:rFonts w:ascii="Arakom" w:cs="Arakom" w:eastAsia="Arakom" w:hAnsi="Arakom"/>
                 <w:b w:val="false"/>
                 <w:bCs w:val="false"/>
                 <w:color w:val="111111"/>
@@ -9082,7 +9082,7 @@
             </w:pPr>
             <w:r>
               <w:rPr>
-                <w:rFonts w:ascii="Markazi Text" w:cs="Markazi Text" w:eastAsia="Markazi Text" w:hAnsi="Markazi Text"/>
+                <w:rFonts w:ascii="Arakom" w:cs="Arakom" w:eastAsia="Arakom" w:hAnsi="Arakom"/>
                 <w:b/>
                 <w:bCs/>
                 <w:color w:val="111111"/>
@@ -9100,7 +9100,7 @@
             </w:pPr>
             <w:r>
               <w:rPr>
-                <w:rFonts w:ascii="Markazi Text" w:cs="Markazi Text" w:eastAsia="Markazi Text" w:hAnsi="Markazi Text"/>
+                <w:rFonts w:ascii="Arakom" w:cs="Arakom" w:eastAsia="Arakom" w:hAnsi="Arakom"/>
                 <w:b w:val="false"/>
                 <w:bCs w:val="false"/>
                 <w:color w:val="111111"/>
@@ -9118,7 +9118,7 @@
             </w:pPr>
             <w:r>
               <w:rPr>
-                <w:rFonts w:ascii="Markazi Text" w:cs="Markazi Text" w:eastAsia="Markazi Text" w:hAnsi="Markazi Text"/>
+                <w:rFonts w:ascii="Arakom" w:cs="Arakom" w:eastAsia="Arakom" w:hAnsi="Arakom"/>
                 <w:b w:val="false"/>
                 <w:bCs w:val="false"/>
                 <w:color w:val="111111"/>
@@ -9136,7 +9136,7 @@
             </w:pPr>
             <w:r>
               <w:rPr>
-                <w:rFonts w:ascii="Markazi Text" w:cs="Markazi Text" w:eastAsia="Markazi Text" w:hAnsi="Markazi Text"/>
+                <w:rFonts w:ascii="Arakom" w:cs="Arakom" w:eastAsia="Arakom" w:hAnsi="Arakom"/>
                 <w:b w:val="false"/>
                 <w:bCs w:val="false"/>
                 <w:color w:val="111111"/>
@@ -9154,7 +9154,7 @@
             </w:pPr>
             <w:r>
               <w:rPr>
-                <w:rFonts w:ascii="Markazi Text" w:cs="Markazi Text" w:eastAsia="Markazi Text" w:hAnsi="Markazi Text"/>
+                <w:rFonts w:ascii="Arakom" w:cs="Arakom" w:eastAsia="Arakom" w:hAnsi="Arakom"/>
                 <w:b w:val="false"/>
                 <w:bCs w:val="false"/>
                 <w:color w:val="111111"/>
@@ -9208,7 +9208,7 @@
       </w:r>
       <w:r>
         <w:rPr>
-          <w:rFonts w:ascii="Markazi Text" w:cs="Markazi Text" w:eastAsia="Markazi Text" w:hAnsi="Markazi Text"/>
+          <w:rFonts w:ascii="Arakom" w:cs="Arakom" w:eastAsia="Arakom" w:hAnsi="Arakom"/>
           <w:b w:val="false"/>
           <w:bCs w:val="false"/>
           <w:color w:val="111111"/>
@@ -9264,7 +9264,7 @@
       </w:r>
       <w:r>
         <w:rPr>
-          <w:rFonts w:ascii="Markazi Text" w:cs="Markazi Text" w:eastAsia="Markazi Text" w:hAnsi="Markazi Text"/>
+          <w:rFonts w:ascii="Arakom" w:cs="Arakom" w:eastAsia="Arakom" w:hAnsi="Arakom"/>
           <w:b w:val="false"/>
           <w:bCs w:val="false"/>
           <w:color w:val="111111"/>
@@ -9320,7 +9320,7 @@
       </w:r>
       <w:r>
         <w:rPr>
-          <w:rFonts w:ascii="Markazi Text" w:cs="Markazi Text" w:eastAsia="Markazi Text" w:hAnsi="Markazi Text"/>
+          <w:rFonts w:ascii="Arakom" w:cs="Arakom" w:eastAsia="Arakom" w:hAnsi="Arakom"/>
           <w:b w:val="false"/>
           <w:bCs w:val="false"/>
           <w:color w:val="111111"/>
@@ -9376,7 +9376,7 @@
       </w:r>
       <w:r>
         <w:rPr>
-          <w:rFonts w:ascii="Markazi Text" w:cs="Markazi Text" w:eastAsia="Markazi Text" w:hAnsi="Markazi Text"/>
+          <w:rFonts w:ascii="Arakom" w:cs="Arakom" w:eastAsia="Arakom" w:hAnsi="Arakom"/>
           <w:b w:val="false"/>
           <w:bCs w:val="false"/>
           <w:color w:val="111111"/>
@@ -9679,7 +9679,7 @@
             </w:pPr>
             <w:r>
               <w:rPr>
-                <w:rFonts w:ascii="Markazi Text" w:cs="Markazi Text" w:eastAsia="Markazi Text" w:hAnsi="Markazi Text"/>
+                <w:rFonts w:ascii="Arakom" w:cs="Arakom" w:eastAsia="Arakom" w:hAnsi="Arakom"/>
                 <w:b w:val="false"/>
                 <w:bCs w:val="false"/>
                 <w:color w:val="111111"/>
@@ -9805,7 +9805,7 @@
             </w:pPr>
             <w:r>
               <w:rPr>
-                <w:rFonts w:ascii="Markazi Text" w:cs="Markazi Text" w:eastAsia="Markazi Text" w:hAnsi="Markazi Text"/>
+                <w:rFonts w:ascii="Arakom" w:cs="Arakom" w:eastAsia="Arakom" w:hAnsi="Arakom"/>
                 <w:b w:val="false"/>
                 <w:bCs w:val="false"/>
                 <w:color w:val="111111"/>
@@ -9931,7 +9931,7 @@
             </w:pPr>
             <w:r>
               <w:rPr>
-                <w:rFonts w:ascii="Markazi Text" w:cs="Markazi Text" w:eastAsia="Markazi Text" w:hAnsi="Markazi Text"/>
+                <w:rFonts w:ascii="Arakom" w:cs="Arakom" w:eastAsia="Arakom" w:hAnsi="Arakom"/>
                 <w:b w:val="false"/>
                 <w:bCs w:val="false"/>
                 <w:color w:val="111111"/>
@@ -10057,7 +10057,7 @@
             </w:pPr>
             <w:r>
               <w:rPr>
-                <w:rFonts w:ascii="Markazi Text" w:cs="Markazi Text" w:eastAsia="Markazi Text" w:hAnsi="Markazi Text"/>
+                <w:rFonts w:ascii="Arakom" w:cs="Arakom" w:eastAsia="Arakom" w:hAnsi="Arakom"/>
                 <w:b w:val="false"/>
                 <w:bCs w:val="false"/>
                 <w:color w:val="111111"/>
@@ -10183,7 +10183,7 @@
             </w:pPr>
             <w:r>
               <w:rPr>
-                <w:rFonts w:ascii="Markazi Text" w:cs="Markazi Text" w:eastAsia="Markazi Text" w:hAnsi="Markazi Text"/>
+                <w:rFonts w:ascii="Arakom" w:cs="Arakom" w:eastAsia="Arakom" w:hAnsi="Arakom"/>
                 <w:b w:val="false"/>
                 <w:bCs w:val="false"/>
                 <w:color w:val="111111"/>
@@ -10376,7 +10376,7 @@
             </w:pPr>
             <w:r>
               <w:rPr>
-                <w:rFonts w:ascii="Markazi Text" w:cs="Markazi Text" w:eastAsia="Markazi Text" w:hAnsi="Markazi Text"/>
+                <w:rFonts w:ascii="Arakom" w:cs="Arakom" w:eastAsia="Arakom" w:hAnsi="Arakom"/>
                 <w:b w:val="false"/>
                 <w:bCs w:val="false"/>
                 <w:color w:val="111111"/>
@@ -10483,7 +10483,7 @@
             </w:pPr>
             <w:r>
               <w:rPr>
-                <w:rFonts w:ascii="Markazi Text" w:cs="Markazi Text" w:eastAsia="Markazi Text" w:hAnsi="Markazi Text"/>
+                <w:rFonts w:ascii="Arakom" w:cs="Arakom" w:eastAsia="Arakom" w:hAnsi="Arakom"/>
                 <w:b w:val="false"/>
                 <w:bCs w:val="false"/>
                 <w:color w:val="111111"/>
@@ -10555,7 +10555,7 @@
             </w:pPr>
             <w:r>
               <w:rPr>
-                <w:rFonts w:ascii="Markazi Text" w:cs="Markazi Text" w:eastAsia="Markazi Text" w:hAnsi="Markazi Text"/>
+                <w:rFonts w:ascii="Arakom" w:cs="Arakom" w:eastAsia="Arakom" w:hAnsi="Arakom"/>
                 <w:b w:val="false"/>
                 <w:bCs w:val="false"/>
                 <w:color w:val="111111"/>
@@ -10627,7 +10627,7 @@
             </w:pPr>
             <w:r>
               <w:rPr>
-                <w:rFonts w:ascii="Markazi Text" w:cs="Markazi Text" w:eastAsia="Markazi Text" w:hAnsi="Markazi Text"/>
+                <w:rFonts w:ascii="Arakom" w:cs="Arakom" w:eastAsia="Arakom" w:hAnsi="Arakom"/>
                 <w:b w:val="false"/>
                 <w:bCs w:val="false"/>
                 <w:color w:val="111111"/>
@@ -10699,7 +10699,7 @@
             </w:pPr>
             <w:r>
               <w:rPr>
-                <w:rFonts w:ascii="Markazi Text" w:cs="Markazi Text" w:eastAsia="Markazi Text" w:hAnsi="Markazi Text"/>
+                <w:rFonts w:ascii="Arakom" w:cs="Arakom" w:eastAsia="Arakom" w:hAnsi="Arakom"/>
                 <w:b w:val="false"/>
                 <w:bCs w:val="false"/>
                 <w:color w:val="111111"/>
@@ -10771,7 +10771,7 @@
             </w:pPr>
             <w:r>
               <w:rPr>
-                <w:rFonts w:ascii="Markazi Text" w:cs="Markazi Text" w:eastAsia="Markazi Text" w:hAnsi="Markazi Text"/>
+                <w:rFonts w:ascii="Arakom" w:cs="Arakom" w:eastAsia="Arakom" w:hAnsi="Arakom"/>
                 <w:b w:val="false"/>
                 <w:bCs w:val="false"/>
                 <w:color w:val="111111"/>
@@ -10924,7 +10924,7 @@
             </w:pPr>
             <w:r>
               <w:rPr>
-                <w:rFonts w:ascii="Markazi Text" w:cs="Markazi Text" w:eastAsia="Markazi Text" w:hAnsi="Markazi Text"/>
+                <w:rFonts w:ascii="Arakom" w:cs="Arakom" w:eastAsia="Arakom" w:hAnsi="Arakom"/>
                 <w:b w:val="false"/>
                 <w:bCs w:val="false"/>
                 <w:color w:val="111111"/>
@@ -11432,7 +11432,7 @@
             </w:pPr>
             <w:r>
               <w:rPr>
-                <w:rFonts w:ascii="Markazi Text" w:cs="Markazi Text" w:eastAsia="Markazi Text" w:hAnsi="Markazi Text"/>
+                <w:rFonts w:ascii="Arakom" w:cs="Arakom" w:eastAsia="Arakom" w:hAnsi="Arakom"/>
                 <w:b w:val="false"/>
                 <w:bCs w:val="false"/>
                 <w:color w:val="111111"/>
@@ -11450,7 +11450,7 @@
             </w:pPr>
             <w:r>
               <w:rPr>
-                <w:rFonts w:ascii="Markazi Text" w:cs="Markazi Text" w:eastAsia="Markazi Text" w:hAnsi="Markazi Text"/>
+                <w:rFonts w:ascii="Arakom" w:cs="Arakom" w:eastAsia="Arakom" w:hAnsi="Arakom"/>
                 <w:b w:val="false"/>
                 <w:bCs w:val="false"/>
                 <w:color w:val="111111"/>
@@ -11468,7 +11468,7 @@
             </w:pPr>
             <w:r>
               <w:rPr>
-                <w:rFonts w:ascii="Markazi Text" w:cs="Markazi Text" w:eastAsia="Markazi Text" w:hAnsi="Markazi Text"/>
+                <w:rFonts w:ascii="Arakom" w:cs="Arakom" w:eastAsia="Arakom" w:hAnsi="Arakom"/>
                 <w:b w:val="false"/>
                 <w:bCs w:val="false"/>
                 <w:color w:val="111111"/>
@@ -11486,7 +11486,7 @@
             </w:pPr>
             <w:r>
               <w:rPr>
-                <w:rFonts w:ascii="Markazi Text" w:cs="Markazi Text" w:eastAsia="Markazi Text" w:hAnsi="Markazi Text"/>
+                <w:rFonts w:ascii="Arakom" w:cs="Arakom" w:eastAsia="Arakom" w:hAnsi="Arakom"/>
                 <w:b w:val="false"/>
                 <w:bCs w:val="false"/>
                 <w:color w:val="111111"/>
@@ -11612,7 +11612,7 @@
             </w:pPr>
             <w:r>
               <w:rPr>
-                <w:rFonts w:ascii="Markazi Text" w:cs="Markazi Text" w:eastAsia="Markazi Text" w:hAnsi="Markazi Text"/>
+                <w:rFonts w:ascii="Arakom" w:cs="Arakom" w:eastAsia="Arakom" w:hAnsi="Arakom"/>
                 <w:b w:val="false"/>
                 <w:bCs w:val="false"/>
                 <w:color w:val="111111"/>
@@ -11630,7 +11630,7 @@
             </w:pPr>
             <w:r>
               <w:rPr>
-                <w:rFonts w:ascii="Markazi Text" w:cs="Markazi Text" w:eastAsia="Markazi Text" w:hAnsi="Markazi Text"/>
+                <w:rFonts w:ascii="Arakom" w:cs="Arakom" w:eastAsia="Arakom" w:hAnsi="Arakom"/>
                 <w:b w:val="false"/>
                 <w:bCs w:val="false"/>
                 <w:color w:val="111111"/>
@@ -11648,7 +11648,7 @@
             </w:pPr>
             <w:r>
               <w:rPr>
-                <w:rFonts w:ascii="Markazi Text" w:cs="Markazi Text" w:eastAsia="Markazi Text" w:hAnsi="Markazi Text"/>
+                <w:rFonts w:ascii="Arakom" w:cs="Arakom" w:eastAsia="Arakom" w:hAnsi="Arakom"/>
                 <w:b w:val="false"/>
                 <w:bCs w:val="false"/>
                 <w:color w:val="111111"/>
@@ -11666,7 +11666,7 @@
             </w:pPr>
             <w:r>
               <w:rPr>
-                <w:rFonts w:ascii="Markazi Text" w:cs="Markazi Text" w:eastAsia="Markazi Text" w:hAnsi="Markazi Text"/>
+                <w:rFonts w:ascii="Arakom" w:cs="Arakom" w:eastAsia="Arakom" w:hAnsi="Arakom"/>
                 <w:b w:val="false"/>
                 <w:bCs w:val="false"/>
                 <w:color w:val="111111"/>
@@ -11684,7 +11684,7 @@
             </w:pPr>
             <w:r>
               <w:rPr>
-                <w:rFonts w:ascii="Markazi Text" w:cs="Markazi Text" w:eastAsia="Markazi Text" w:hAnsi="Markazi Text"/>
+                <w:rFonts w:ascii="Arakom" w:cs="Arakom" w:eastAsia="Arakom" w:hAnsi="Arakom"/>
                 <w:b w:val="false"/>
                 <w:bCs w:val="false"/>
                 <w:color w:val="111111"/>
